--- a/docs/chapter01.docx
+++ b/docs/chapter01.docx
@@ -2,7 +2,7 @@
 <file path=word/document.xml><?xml version="1.0" encoding="utf-8"?>
 <w:document xmlns:w="http://schemas.openxmlformats.org/wordprocessingml/2006/main" xmlns:m="http://schemas.openxmlformats.org/officeDocument/2006/math" xmlns:r="http://schemas.openxmlformats.org/officeDocument/2006/relationships" xmlns:o="urn:schemas-microsoft-com:office:office" xmlns:v="urn:schemas-microsoft-com:vml" xmlns:w10="urn:schemas-microsoft-com:office:word" xmlns:a="http://schemas.openxmlformats.org/drawingml/2006/main" xmlns:pic="http://schemas.openxmlformats.org/drawingml/2006/picture" xmlns:wp="http://schemas.openxmlformats.org/drawingml/2006/wordprocessingDrawing">
   <w:body>
-    <w:bookmarkStart w:id="34" w:name="第一章-绪论"/>
+    <w:bookmarkStart w:id="40" w:name="第一章-绪论"/>
     <w:p>
       <w:pPr>
         <w:pStyle w:val="Heading1"/>
@@ -11,7 +11,7 @@
         <w:t xml:space="preserve">第一章 绪论</w:t>
       </w:r>
     </w:p>
-    <w:bookmarkStart w:id="22" w:name="研究背景"/>
+    <w:bookmarkStart w:id="28" w:name="研究背景"/>
     <w:p>
       <w:pPr>
         <w:pStyle w:val="Heading2"/>
@@ -20,7 +20,7 @@
         <w:t xml:space="preserve">1.1 研究背景</w:t>
       </w:r>
     </w:p>
-    <w:bookmarkStart w:id="20" w:name="医药行业存量博弈时代的宏观环境"/>
+    <w:bookmarkStart w:id="26" w:name="医药行业存量博弈时代的宏观环境"/>
     <w:p>
       <w:pPr>
         <w:pStyle w:val="Heading3"/>
@@ -43,666 +43,34 @@
         <w:t xml:space="preserve">[1]</w:t>
       </w:r>
       <w:r>
-        <w:t xml:space="preserve">，行业整体规模仍在扩大。然而，在总量增长的表象之下，行业的底层运行逻辑已发生根本性变化——从”增量扩张”转向”存量博弈”。</w:t>
-      </w:r>
-    </w:p>
-    <w:p>
-      <w:pPr>
-        <w:pStyle w:val="BodyText"/>
-      </w:pPr>
-      <w:r>
-        <w:t xml:space="preserve">这一转变的核心驱动力来自三重政策压力的叠加。</w:t>
-      </w:r>
-    </w:p>
-    <w:p>
-      <w:pPr>
-        <w:pStyle w:val="BodyText"/>
-      </w:pPr>
-      <w:r>
-        <w:rPr>
-          <w:bCs/>
-          <w:b/>
-        </w:rPr>
-        <w:t xml:space="preserve">第一，国家集中带量采购（VBP）的常态化。</w:t>
-      </w:r>
-      <w:r>
-        <w:t xml:space="preserve"> </w:t>
-      </w:r>
-      <w:r>
-        <w:t xml:space="preserve">自2018年”4+7”试点以来，国家组织药品集中采购已推进至第十批，覆盖品种超过400个。集采通过”以量换价”的机制，将中标药品价格平均压降50%以上，部分品种降幅超过90%</w:t>
+        <w:t xml:space="preserve">，行业整体规模仍在扩大。然而，在总量增长的表象之下，行业的底层运行逻辑已发生根本性变化——从”增量扩张”转向”存量博弈”。据中康科技《2025中国医药市场报告》数据，2023-2025年中国医药市场全渠道规模在1.5万亿元高位横盘，2024年和2025年医院渠道分别录得-1%和-3%的负增长，传统零售药店同步承压（-3%），唯有DTP药店以+17%的增速逆势领跑</w:t>
       </w:r>
       <w:r>
         <w:rPr>
           <w:vertAlign w:val="superscript"/>
         </w:rPr>
-        <w:t xml:space="preserve">[2]</w:t>
-      </w:r>
-      <w:r>
-        <w:t xml:space="preserve">。对于以成熟仿制药为核心产品的企业而言，集采直接导致其核心品种的利润空间被急剧压缩。外资药企面临预算腰斩的”极限生存挑战”，亟需在裁减20%-30%代表编制的情况下，依然覆盖90%以上的核心高潜医院。</w:t>
-      </w:r>
-    </w:p>
-    <w:p>
-      <w:pPr>
-        <w:pStyle w:val="BodyText"/>
-      </w:pPr>
-      <w:r>
-        <w:rPr>
-          <w:bCs/>
-          <w:b/>
-        </w:rPr>
-        <w:t xml:space="preserve">第二，医保谈判对创新药定价权的重塑。</w:t>
-      </w:r>
-      <w:r>
-        <w:t xml:space="preserve"> </w:t>
-      </w:r>
-      <w:r>
-        <w:t xml:space="preserve">国家医保目录动态调整机制的建立，使得创新药从获批上市到纳入医保的周期大幅缩短。然而，医保谈判的降价幅度同样显著，创新药的商业化窗口期被压缩，企业必须在更短的时间内实现更高效的市场覆盖。这对销售团队的部署效率提出了前所未有的要求。</w:t>
-      </w:r>
-    </w:p>
-    <w:p>
-      <w:pPr>
-        <w:pStyle w:val="BodyText"/>
-      </w:pPr>
-      <w:r>
-        <w:rPr>
-          <w:bCs/>
-          <w:b/>
-        </w:rPr>
-        <w:t xml:space="preserve">第三，医药反腐的持续深化。</w:t>
-      </w:r>
-      <w:r>
-        <w:t xml:space="preserve"> </w:t>
-      </w:r>
-      <w:r>
-        <w:t xml:space="preserve">2023年以来，医药领域反腐进入”深水区”。据报道，A股471家医药概念企业2024年上半年销售费用总额同比下降5.84%，其中276家企业的销售费用率同比下降</w:t>
+        <w:t xml:space="preserve">[12]</w:t>
+      </w:r>
+      <w:r>
+        <w:t xml:space="preserve">。IQVIA《Market Prognosis 2025-2029》进一步预测，2024-2029年中国医药市场的复合年增长率（CAGR）仅为1.3%（±1.5%），市场规模将从1.20万亿元缓慢增长至1.28万亿元</w:t>
       </w:r>
       <w:r>
         <w:rPr>
           <w:vertAlign w:val="superscript"/>
         </w:rPr>
-        <w:t xml:space="preserve">[3]</w:t>
-      </w:r>
-      <w:r>
-        <w:t xml:space="preserve">。反腐高压不仅直接压缩了企业的市场推广预算，更从根本上改变了医药商业模式——传统的”带金销售”模式加速退出历史舞台，企业被迫转向以学术推广为核心的合规化运营。在这一转型过程中，如何科学地配置有限的销售资源，使每一位销售代表的覆盖范围与工作量达到最优均衡，成为企业生存与发展的关键命题。</w:t>
-      </w:r>
-    </w:p>
-    <w:p>
-      <w:pPr>
-        <w:pStyle w:val="BodyText"/>
-      </w:pPr>
-      <w:r>
-        <w:t xml:space="preserve">在上述三重压力的共同作用下，中国医药行业呈现出一种结构性的”双向挤压”格局：一方面，外资药企因核心产品进入集采而面临战略收缩，需要以更少的人力覆盖同等甚至更大的市场；另一方面，本土生物科技公司在政策红利下迅速扩张，但其内部管理职能——尤其是销售力有效性（Sales Force Effectiveness, SFE）管理——仍处于萌芽阶段，往往由一线业务人员主导资源分配，陷入”既是运动员又是裁判员”的困境。无论是收缩还是扩张，企业都迫切需要一套科学、高效的辖区分配方法论来替代传统的经验驱动模式。</w:t>
-      </w:r>
-    </w:p>
-    <w:bookmarkEnd w:id="20"/>
-    <w:bookmarkStart w:id="21" w:name="制药企业精细化管理转型的迫切需求"/>
-    <w:p>
-      <w:pPr>
-        <w:pStyle w:val="Heading3"/>
-      </w:pPr>
-      <w:r>
-        <w:t xml:space="preserve">1.1.2 制药企业精细化管理转型的迫切需求</w:t>
-      </w:r>
-    </w:p>
-    <w:p>
-      <w:pPr>
-        <w:pStyle w:val="FirstParagraph"/>
-      </w:pPr>
-      <w:r>
-        <w:t xml:space="preserve">销售辖区分配（Sales Territory Alignment）是企业SFE管理体系中的关键业务流程，其本质是一个高度复杂的资源配置与空间优化问题。在制药企业中，辖区分配的核心任务是将数千家目标医院终端合理地分配给数百名销售代表，使得每位代表的工作量与销售潜力达到相对均衡，同时兼顾地理紧凑性、客户关系连续性以及组织架构约束等多维目标。</w:t>
-      </w:r>
-    </w:p>
-    <w:p>
-      <w:pPr>
-        <w:pStyle w:val="BodyText"/>
-      </w:pPr>
-      <w:r>
-        <w:t xml:space="preserve">然而，当前绝大多数制药企业的辖区分配仍采取”人力密集型”的作业模式。中央SFE团队与数百名一线销售经理深度依赖Excel进行庞杂的数据拆解，并在”自下而上”的指标分配中展开旷日持久的跨部门人工博弈与沟通拉扯。在过去医药行业高增长的”黄金时代”，企业尚能以高昂的利润掩盖这种低效带来的隐性摩擦成本。但在当前利润空间被急剧压缩的环境下，这种完全依赖人工操作、响应极度滞后且充斥着沟通内耗的传统管理模式，其所产生的人力成本与时间沉没成本已令企业不堪重负。</w:t>
-      </w:r>
-    </w:p>
-    <w:p>
-      <w:pPr>
-        <w:pStyle w:val="BodyText"/>
-      </w:pPr>
-      <w:r>
-        <w:t xml:space="preserve">与此同时，制药企业的SFE部门天然拥有海量的沉淀数据。CRM系统中的医生分级数据、流向数据、处方数据等构成了一座”数据富矿”。然而，由于缺乏高级运筹智能算法的技术加持，中央管理团队在进行宏观排兵布阵时，往往只能提供颗粒度极粗的先验测算，甚至最终沦为一线人员基于人情和经验的Excel手工博弈</w:t>
+        <w:t xml:space="preserve">[13]</w:t>
+      </w:r>
+      <w:r>
+        <w:t xml:space="preserve">。值得注意的是，在量价结构上呈现显著的”剪刀差”——2024年药品销量增长10.0%，但单位均价下降7.1%，量升价跌的趋势预计将持续至2029年</w:t>
       </w:r>
       <w:r>
         <w:rPr>
           <w:vertAlign w:val="superscript"/>
         </w:rPr>
-        <w:t xml:space="preserve">[4]</w:t>
-      </w:r>
-      <w:r>
-        <w:t xml:space="preserve">。王晓玲（2024）指出，我国生物医药行业数字化转型受限于数据基础不足、复合背景人才短缺等瓶颈，转型进展相对落后[5]。这种”数据丰富、算法贫乏”的矛盾，正是制药企业精细化管理转型中亟待突破的核心瓶颈。</w:t>
-      </w:r>
-    </w:p>
-    <w:p>
-      <w:pPr>
-        <w:pStyle w:val="BodyText"/>
-      </w:pPr>
-      <w:r>
-        <w:t xml:space="preserve">在商业化解决方案层面，全球领先的数据与技术巨头（如IQVIA、Veeva等）曾斥巨资开发专用于辖区分配的标准化SaaS系统。然而，这些系统在向中国市场落地时遭遇了严重的”水土不服”。医药行业的微观辖区管理具有极强的动态性与非标准性——不同企业、不同生命周期的产品线，甚至同一企业在不同省份，其业务规则都存在极大的差异与频繁的变动。这种过于灵活且非线性的业务规则，导致大型SaaS系统难以在底层架构上完成有效的数据抽象与业务流程泛化，最终陷入无休止的”高度定制化开发”泥潭，背离了SaaS产品边际成本递减的商业逻辑。</w:t>
-      </w:r>
-    </w:p>
-    <w:p>
-      <w:pPr>
-        <w:pStyle w:val="BodyText"/>
-      </w:pPr>
-      <w:r>
-        <w:t xml:space="preserve">上述行业现状表明，传统的”刚性SaaS系统”与”纯手工Excel执行”均已陷入死胡同。行业迫切需要一种轻量化、可配置、基于运筹优化算法的智能辖区分配解决方案，以填补从”数据富矿”到”智能决策”之间的技术鸿沟。这正是本研究的出发点。</w:t>
-      </w:r>
-    </w:p>
-    <w:bookmarkEnd w:id="21"/>
-    <w:bookmarkEnd w:id="22"/>
-    <w:bookmarkStart w:id="25" w:name="研究意义"/>
-    <w:p>
-      <w:pPr>
-        <w:pStyle w:val="Heading2"/>
-      </w:pPr>
-      <w:r>
-        <w:t xml:space="preserve">1.2 研究意义</w:t>
-      </w:r>
-    </w:p>
-    <w:bookmarkStart w:id="23" w:name="理论意义填补-sfe-领域动态分配模型空白"/>
-    <w:p>
-      <w:pPr>
-        <w:pStyle w:val="Heading3"/>
-      </w:pPr>
-      <w:r>
-        <w:t xml:space="preserve">1.2.1 理论意义：填补 SFE 领域动态分配模型空白</w:t>
-      </w:r>
-    </w:p>
-    <w:p>
-      <w:pPr>
-        <w:pStyle w:val="FirstParagraph"/>
-      </w:pPr>
-      <w:r>
-        <w:t xml:space="preserve">纵观国内外关于销售辖区分配的研究，该领域的演进呈现出从”单纯数学规划”向”商业多目标启发式求解”跨越，从”通用销售”向”医药行业垂直定制”深化的显著特征。在国外，Hess和Samuels（1971）率先将线性规划应用于销售辖区划分</w:t>
-      </w:r>
-      <w:r>
-        <w:rPr>
-          <w:vertAlign w:val="superscript"/>
-        </w:rPr>
-        <w:t xml:space="preserve">[6]</w:t>
-      </w:r>
-      <w:r>
-        <w:t xml:space="preserve">；Zoltners和Sinha（1983）提出了辖区分配必须满足的四个核心属性框架[7]；Skiera和Jordan（1996）通过EQUALIZER模型引入模拟退火与惩罚函数机制，解决了传统精确模型在27%测试算例中无法找到可行解的问题[8]。然而，上述研究主要面向欧美市场的通用销售场景，其模型假设与中国医药行业的商业现实之间存在显著差距。</w:t>
-      </w:r>
-    </w:p>
-    <w:p>
-      <w:pPr>
-        <w:pStyle w:val="BodyText"/>
-      </w:pPr>
-      <w:r>
-        <w:t xml:space="preserve">在国内，运筹优化算法在物流配送、供应链选址、城市网格化管理等通用领域的应用研究极为丰富，但针对医药行业特有商业逻辑的辖区分配模型的学术文献相对匮乏。现有的国内研究在处理”销售潜力均衡”、</w:t>
-      </w:r>
-      <w:r>
-        <w:t xml:space="preserve">“</w:t>
-      </w:r>
-      <w:r>
-        <w:t xml:space="preserve">客户关系连续性</w:t>
-      </w:r>
-      <w:r>
-        <w:t xml:space="preserve">”</w:t>
-      </w:r>
-      <w:r>
-        <w:t xml:space="preserve">以及”代表激励公平性”等SFE场景下的微妙商业维度时，尚未形成成熟的理论体系。</w:t>
-      </w:r>
-    </w:p>
-    <w:p>
-      <w:pPr>
-        <w:pStyle w:val="BodyText"/>
-      </w:pPr>
-      <w:r>
-        <w:t xml:space="preserve">本研究的理论贡献在于：第一，构建了一个融合中国医药行业特有业务规则（如大医院共岗拆分、区县行政约束、锁定分配等）的多目标优化数学模型；第二，提出了”均衡优化—历史匹配”两阶段求解框架，将辖区均衡性与历史延续性解耦为两个独立优化阶段，避免了传统方法中两个目标相互妥协的问题；第三，设计了四层地理聚类算法作为模拟退火的初始解生成策略，提升了启发式搜索的收敛效率。</w:t>
-      </w:r>
-    </w:p>
-    <w:bookmarkEnd w:id="23"/>
-    <w:bookmarkStart w:id="24" w:name="实践意义解决企业辖区划分效率与公平难题"/>
-    <w:p>
-      <w:pPr>
-        <w:pStyle w:val="Heading3"/>
-      </w:pPr>
-      <w:r>
-        <w:t xml:space="preserve">1.2.2 实践意义：解决企业辖区划分效率与公平难题</w:t>
-      </w:r>
-    </w:p>
-    <w:p>
-      <w:pPr>
-        <w:pStyle w:val="FirstParagraph"/>
-      </w:pPr>
-      <w:r>
-        <w:t xml:space="preserve">从实践角度而言，本研究的意义体现在以下三个层面。</w:t>
-      </w:r>
-    </w:p>
-    <w:p>
-      <w:pPr>
-        <w:pStyle w:val="BodyText"/>
-      </w:pPr>
-      <w:r>
-        <w:rPr>
-          <w:bCs/>
-          <w:b/>
-        </w:rPr>
-        <w:t xml:space="preserve">第一，提升辖区分配的科学性与公平性。</w:t>
-      </w:r>
-      <w:r>
-        <w:t xml:space="preserve"> </w:t>
-      </w:r>
-      <w:r>
-        <w:t xml:space="preserve">Zoltners和Lorimer（2000）的实证研究表明，仅通过算法优化辖区分配，无需增加任何额外资源，就能直接带来2%到7%的销售额提升，同时减少13.7%的差旅时间</w:t>
-      </w:r>
-      <w:r>
-        <w:rPr>
-          <w:vertAlign w:val="superscript"/>
-        </w:rPr>
-        <w:t xml:space="preserve">[9]</w:t>
-      </w:r>
-      <w:r>
-        <w:t xml:space="preserve">。本研究所构建的算法模型通过基于阈值的统一惩罚框架，将Index均衡度、地理紧凑性、容量约束等多维目标纳入统一的代价函数，能够在数分钟内输出满足多重约束的近似最优分配方案，从根本上替代耗时数周的人工博弈过程。</w:t>
-      </w:r>
-    </w:p>
-    <w:p>
-      <w:pPr>
-        <w:pStyle w:val="BodyText"/>
-      </w:pPr>
-      <w:r>
-        <w:rPr>
-          <w:bCs/>
-          <w:b/>
-        </w:rPr>
-        <w:t xml:space="preserve">第二，降低组织变革的震荡成本。</w:t>
-      </w:r>
-      <w:r>
-        <w:t xml:space="preserve"> </w:t>
-      </w:r>
-      <w:r>
-        <w:t xml:space="preserve">在制药企业频繁的组织架构调整中（如裁员合并、新产品上市扩编等），辖区的重新分配往往伴随着客户关系的断裂和短期业绩的波动。本研究提出的两阶段法通过Hungarian算法在第二阶段实现匿名簇与历史辖区的最优匹配，最大化客户保留率，有效降低了辖区调整带来的业务震荡。</w:t>
-      </w:r>
-    </w:p>
-    <w:p>
-      <w:pPr>
-        <w:pStyle w:val="BodyText"/>
-      </w:pPr>
-      <w:r>
-        <w:rPr>
-          <w:bCs/>
-          <w:b/>
-        </w:rPr>
-        <w:t xml:space="preserve">第三，为算法的商业化落地提供可行路径。</w:t>
-      </w:r>
-      <w:r>
-        <w:t xml:space="preserve"> </w:t>
-      </w:r>
-      <w:r>
-        <w:t xml:space="preserve">本研究不仅停留在算法层面，还探讨了”人机协同”决策机制的建立、组织变革管理策略以及算法产品化的商业模式，为制药企业乃至更广泛的销售密集型行业提供了从算法研发到商业落地的完整参考框架。</w:t>
-      </w:r>
-    </w:p>
-    <w:bookmarkEnd w:id="24"/>
-    <w:bookmarkEnd w:id="25"/>
-    <w:bookmarkStart w:id="32" w:name="研究内容与技术路线"/>
-    <w:p>
-      <w:pPr>
-        <w:pStyle w:val="Heading2"/>
-      </w:pPr>
-      <w:r>
-        <w:t xml:space="preserve">1.3 研究内容与技术路线</w:t>
-      </w:r>
-    </w:p>
-    <w:bookmarkStart w:id="26" w:name="主要研究内容"/>
-    <w:p>
-      <w:pPr>
-        <w:pStyle w:val="Heading3"/>
-      </w:pPr>
-      <w:r>
-        <w:t xml:space="preserve">1.3.1 主要研究内容</w:t>
-      </w:r>
-    </w:p>
-    <w:p>
-      <w:pPr>
-        <w:pStyle w:val="FirstParagraph"/>
-      </w:pPr>
-      <w:r>
-        <w:t xml:space="preserve">本研究围绕”如何利用运筹优化算法实现制药企业SFE辖区的科学动态分配”这一核心问题，具体包括以下四个方面：</w:t>
-      </w:r>
-    </w:p>
-    <w:p>
-      <w:pPr>
-        <w:pStyle w:val="BodyText"/>
-      </w:pPr>
-      <w:r>
-        <w:t xml:space="preserve">（1）</w:t>
-      </w:r>
-      <w:r>
-        <w:rPr>
-          <w:bCs/>
-          <w:b/>
-        </w:rPr>
-        <w:t xml:space="preserve">深入剖析医药行业销售辖区管理现状与痛点。</w:t>
-      </w:r>
-      <w:r>
-        <w:t xml:space="preserve"> </w:t>
-      </w:r>
-      <w:r>
-        <w:t xml:space="preserve">通过对国家集采常态化、医保谈判及反腐深化等政策背景的分析，结合某跨国药企的实际案例，全面诊断当前辖区管理模式中存在的区域分配不公、响应滞后、数据支撑缺失等核心痛点，论证引入智能算法的必要性。</w:t>
-      </w:r>
-    </w:p>
-    <w:p>
-      <w:pPr>
-        <w:pStyle w:val="BodyText"/>
-      </w:pPr>
-      <w:r>
-        <w:t xml:space="preserve">（2）</w:t>
-      </w:r>
-      <w:r>
-        <w:rPr>
-          <w:bCs/>
-          <w:b/>
-        </w:rPr>
-        <w:t xml:space="preserve">构建基于综合价值指数的多目标优化数学模型。</w:t>
-      </w:r>
-      <w:r>
-        <w:t xml:space="preserve"> </w:t>
-      </w:r>
-      <w:r>
-        <w:t xml:space="preserve">针对中国医药行业的特有业务规则，设计医院综合价值指数（Index）的量化方法，建立包含Index均衡度、地理紧凑性、容量约束、区县集中度等多维目标的统一惩罚函数，并明确硬约束（锁定分配、拆分分散、城市上限）与软约束的边界。</w:t>
-      </w:r>
-    </w:p>
-    <w:p>
-      <w:pPr>
-        <w:pStyle w:val="BodyText"/>
-      </w:pPr>
-      <w:r>
-        <w:t xml:space="preserve">（3）</w:t>
-      </w:r>
-      <w:r>
-        <w:rPr>
-          <w:bCs/>
-          <w:b/>
-        </w:rPr>
-        <w:t xml:space="preserve">设计并实现”均衡优化—历史匹配”两阶段求解算法。</w:t>
-      </w:r>
-      <w:r>
-        <w:t xml:space="preserve"> </w:t>
-      </w:r>
-      <w:r>
-        <w:t xml:space="preserve">第一阶段采用四层地理聚类生成初始分配方案，再通过模拟退火算法进行均衡性优化；第二阶段采用Hungarian算法将第一阶段产出的匿名簇映射到历史辖区编号，最大化客户保留率。该两阶段解耦设计使均衡性与历史延续性各自达到最优，是本研究的核心技术贡献。</w:t>
-      </w:r>
-    </w:p>
-    <w:p>
-      <w:pPr>
-        <w:pStyle w:val="BodyText"/>
-      </w:pPr>
-      <w:r>
-        <w:t xml:space="preserve">（4）</w:t>
-      </w:r>
-      <w:r>
-        <w:rPr>
-          <w:bCs/>
-          <w:b/>
-        </w:rPr>
-        <w:t xml:space="preserve">开展实证分析与商业化前景评估。</w:t>
-      </w:r>
-      <w:r>
-        <w:t xml:space="preserve"> </w:t>
-      </w:r>
-      <w:r>
-        <w:t xml:space="preserve">基于某跨国药企的脱敏数据，在常规微调、裁员合并、组织扩张三种典型业务场景下验证算法效果，并从”人机协同”决策机制、变革管理策略、商业模式等角度探讨算法的落地路径与商业价值。</w:t>
-      </w:r>
-    </w:p>
-    <w:bookmarkEnd w:id="26"/>
-    <w:bookmarkStart w:id="27" w:name="研究方法"/>
-    <w:p>
-      <w:pPr>
-        <w:pStyle w:val="Heading3"/>
-      </w:pPr>
-      <w:r>
-        <w:t xml:space="preserve">1.3.2 研究方法</w:t>
-      </w:r>
-    </w:p>
-    <w:p>
-      <w:pPr>
-        <w:pStyle w:val="FirstParagraph"/>
-      </w:pPr>
-      <w:r>
-        <w:t xml:space="preserve">本研究综合运用定量分析与定性分析相结合的研究方法：</w:t>
-      </w:r>
-    </w:p>
-    <w:p>
-      <w:pPr>
-        <w:pStyle w:val="BodyText"/>
-      </w:pPr>
-      <w:r>
-        <w:t xml:space="preserve">（1）</w:t>
-      </w:r>
-      <w:r>
-        <w:rPr>
-          <w:bCs/>
-          <w:b/>
-        </w:rPr>
-        <w:t xml:space="preserve">文献研究法。</w:t>
-      </w:r>
-      <w:r>
-        <w:t xml:space="preserve"> </w:t>
-      </w:r>
-      <w:r>
-        <w:t xml:space="preserve">系统梳理国内外销售辖区分配领域的理论演进，从经典精确算法到启发式算法再到商业化落地，识别现有研究的局限性与本研究的切入点。</w:t>
-      </w:r>
-    </w:p>
-    <w:p>
-      <w:pPr>
-        <w:pStyle w:val="BodyText"/>
-      </w:pPr>
-      <w:r>
-        <w:t xml:space="preserve">（2）</w:t>
-      </w:r>
-      <w:r>
-        <w:rPr>
-          <w:bCs/>
-          <w:b/>
-        </w:rPr>
-        <w:t xml:space="preserve">数学建模与算法设计。</w:t>
-      </w:r>
-      <w:r>
-        <w:t xml:space="preserve"> </w:t>
-      </w:r>
-      <w:r>
-        <w:t xml:space="preserve">将辖区分配问题抽象为带约束的多目标组合优化问题，构建基于阈值惩罚的代价函数，设计四层地理聚类、模拟退火、Hungarian匹配三阶段求解算法，并通过TypeScript实现完整的算法原型。</w:t>
-      </w:r>
-    </w:p>
-    <w:p>
-      <w:pPr>
-        <w:pStyle w:val="BodyText"/>
-      </w:pPr>
-      <w:r>
-        <w:t xml:space="preserve">（3）</w:t>
-      </w:r>
-      <w:r>
-        <w:rPr>
-          <w:bCs/>
-          <w:b/>
-        </w:rPr>
-        <w:t xml:space="preserve">案例研究法。</w:t>
-      </w:r>
-      <w:r>
-        <w:t xml:space="preserve"> </w:t>
-      </w:r>
-      <w:r>
-        <w:t xml:space="preserve">以某跨国制药企业为研究对象，获取其脱敏后的医院清单、辖区配置、历史分配等数据，作为算法验证的实证基础。</w:t>
-      </w:r>
-    </w:p>
-    <w:p>
-      <w:pPr>
-        <w:pStyle w:val="BodyText"/>
-      </w:pPr>
-      <w:r>
-        <w:t xml:space="preserve">（4）</w:t>
-      </w:r>
-      <w:r>
-        <w:rPr>
-          <w:bCs/>
-          <w:b/>
-        </w:rPr>
-        <w:t xml:space="preserve">对比实验与敏感性分析。</w:t>
-      </w:r>
-      <w:r>
-        <w:t xml:space="preserve"> </w:t>
-      </w:r>
-      <w:r>
-        <w:t xml:space="preserve">设计As-Is（现状人工分配）与To-Be（算法优化分配）的对照实验，从Index均衡度、地理紧凑性、客户保留率等维度量化算法的改善效果，并通过关键参数的敏感性分析验证算法的稳健性。</w:t>
-      </w:r>
-    </w:p>
-    <w:bookmarkEnd w:id="27"/>
-    <w:bookmarkStart w:id="31" w:name="论文结构与技术路线图"/>
-    <w:p>
-      <w:pPr>
-        <w:pStyle w:val="Heading3"/>
-      </w:pPr>
-      <w:r>
-        <w:t xml:space="preserve">1.3.3 论文结构与技术路线图</w:t>
-      </w:r>
-    </w:p>
-    <w:p>
-      <w:pPr>
-        <w:pStyle w:val="FirstParagraph"/>
-      </w:pPr>
-      <w:r>
-        <w:t xml:space="preserve">本论文共分为七章，各章主要内容如下：</w:t>
-      </w:r>
-    </w:p>
-    <w:p>
-      <w:pPr>
-        <w:pStyle w:val="BodyText"/>
-      </w:pPr>
-      <w:r>
-        <w:rPr>
-          <w:bCs/>
-          <w:b/>
-        </w:rPr>
-        <w:t xml:space="preserve">第一章 绪论。</w:t>
-      </w:r>
-      <w:r>
-        <w:t xml:space="preserve"> </w:t>
-      </w:r>
-      <w:r>
-        <w:t xml:space="preserve">阐述研究背景、研究意义、主要研究内容与研究方法，概述论文的整体结构。</w:t>
-      </w:r>
-    </w:p>
-    <w:p>
-      <w:pPr>
-        <w:pStyle w:val="BodyText"/>
-      </w:pPr>
-      <w:r>
-        <w:rPr>
-          <w:bCs/>
-          <w:b/>
-        </w:rPr>
-        <w:t xml:space="preserve">第二章 理论基础与文献综述。</w:t>
-      </w:r>
-      <w:r>
-        <w:t xml:space="preserve"> </w:t>
-      </w:r>
-      <w:r>
-        <w:t xml:space="preserve">系统梳理SFE管理理论与销售辖区分配算法的研究演进，从经典精确算法、启发式算法到现代商业化体系融合三个阶段进行综述，分析国内相关研究现状，指出现有研究的局限性与本研究的改进思路。</w:t>
-      </w:r>
-    </w:p>
-    <w:p>
-      <w:pPr>
-        <w:pStyle w:val="BodyText"/>
-      </w:pPr>
-      <w:r>
-        <w:rPr>
-          <w:bCs/>
-          <w:b/>
-        </w:rPr>
-        <w:t xml:space="preserve">第三章 制药企业SFE辖区管理现状与痛点诊断。</w:t>
-      </w:r>
-      <w:r>
-        <w:t xml:space="preserve"> </w:t>
-      </w:r>
-      <w:r>
-        <w:t xml:space="preserve">分析医药行业宏观政策环境，以某跨国药企为案例剖析现行辖区管理模式，诊断核心痛点并论证引入智能算法的必要性。</w:t>
-      </w:r>
-    </w:p>
-    <w:p>
-      <w:pPr>
-        <w:pStyle w:val="BodyText"/>
-      </w:pPr>
-      <w:r>
-        <w:rPr>
-          <w:bCs/>
-          <w:b/>
-        </w:rPr>
-        <w:t xml:space="preserve">第四章 基于综合价值指数的智能辖区分配模型构建。</w:t>
-      </w:r>
-      <w:r>
-        <w:t xml:space="preserve"> </w:t>
-      </w:r>
-      <w:r>
-        <w:t xml:space="preserve">本章是论文的技术核心。定义问题与模型假设，构建综合价值指数与多目标优化模型，详细阐述两阶段求解算法的设计——包括四层地理聚类、模拟退火优化以及Hungarian历史匹配。</w:t>
-      </w:r>
-    </w:p>
-    <w:p>
-      <w:pPr>
-        <w:pStyle w:val="BodyText"/>
-      </w:pPr>
-      <w:r>
-        <w:rPr>
-          <w:bCs/>
-          <w:b/>
-        </w:rPr>
-        <w:t xml:space="preserve">第五章 实证分析与多场景模拟验证。</w:t>
-      </w:r>
-      <w:r>
-        <w:t xml:space="preserve"> </w:t>
-      </w:r>
-      <w:r>
-        <w:t xml:space="preserve">基于脱敏数据开展算法效果验证，在三种典型业务场景下进行压力测试，并进行算法性能与敏感性分析。</w:t>
-      </w:r>
-    </w:p>
-    <w:p>
-      <w:pPr>
-        <w:pStyle w:val="BodyText"/>
-      </w:pPr>
-      <w:r>
-        <w:rPr>
-          <w:bCs/>
-          <w:b/>
-        </w:rPr>
-        <w:t xml:space="preserve">第六章 企业内部管理的配套及算法的商业化前景评估。</w:t>
-      </w:r>
-      <w:r>
-        <w:t xml:space="preserve"> </w:t>
-      </w:r>
-      <w:r>
-        <w:t xml:space="preserve">探讨”人机协同”决策机制、变革管理策略、数据治理保障，以及算法模型的商业价值与行业推广可行性。</w:t>
-      </w:r>
-    </w:p>
-    <w:p>
-      <w:pPr>
-        <w:pStyle w:val="BodyText"/>
-      </w:pPr>
-      <w:r>
-        <w:rPr>
-          <w:bCs/>
-          <w:b/>
-        </w:rPr>
-        <w:t xml:space="preserve">第七章 结论与展望。</w:t>
-      </w:r>
-      <w:r>
-        <w:t xml:space="preserve"> </w:t>
-      </w:r>
-      <w:r>
-        <w:t xml:space="preserve">总结主要研究结论与创新点，分析研究不足并提出未来展望。</w:t>
-      </w:r>
-    </w:p>
-    <w:p>
-      <w:pPr>
-        <w:pStyle w:val="BodyText"/>
-      </w:pPr>
-      <w:r>
-        <w:t xml:space="preserve">本研究的技术路线如图1-1所示。</w:t>
+        <w:t xml:space="preserve">[13]</w:t>
+      </w:r>
+      <w:r>
+        <w:t xml:space="preserve">。图1-2和图1-3分别展示了中国医药市场的渠道结构变化和中期增长预测。</w:t>
       </w:r>
     </w:p>
     <w:p>
@@ -712,20 +80,20 @@
       <w:r>
         <w:drawing>
           <wp:inline>
-            <wp:extent cx="5537200" cy="13439018"/>
+            <wp:extent cx="5421823" cy="3466454"/>
             <wp:effectExtent b="0" l="0" r="0" t="0"/>
-            <wp:docPr descr="图 1-1 本研究技术路线图" title="" id="29" name="Picture"/>
+            <wp:docPr descr="图 1-2 中国医药市场全渠道销售规模（2020-2025）" title="" id="21" name="Picture"/>
             <a:graphic>
               <a:graphicData uri="http://schemas.openxmlformats.org/drawingml/2006/picture">
                 <pic:pic>
                   <pic:nvPicPr>
-                    <pic:cNvPr descr="figures/fig1-1.png" id="30" name="Picture"/>
+                    <pic:cNvPr descr="figures/fig1-2.png" id="22" name="Picture"/>
                     <pic:cNvPicPr>
                       <a:picLocks noChangeArrowheads="1" noChangeAspect="1"/>
                     </pic:cNvPicPr>
                   </pic:nvPicPr>
                   <pic:blipFill>
-                    <a:blip r:embed="rId28"/>
+                    <a:blip r:embed="rId20"/>
                     <a:stretch>
                       <a:fillRect/>
                     </a:stretch>
@@ -733,7 +101,7 @@
                   <pic:spPr bwMode="auto">
                     <a:xfrm>
                       <a:off x="0" y="0"/>
-                      <a:ext cx="5537200" cy="13439018"/>
+                      <a:ext cx="5421823" cy="3466454"/>
                     </a:xfrm>
                     <a:prstGeom prst="rect">
                       <a:avLst/>
@@ -757,12 +125,1277 @@
         <w:pStyle w:val="ImageCaption"/>
       </w:pPr>
       <w:r>
+        <w:t xml:space="preserve">图 1-2 中国医药市场全渠道销售规模（2020-2025）</w:t>
+      </w:r>
+    </w:p>
+    <w:p>
+      <w:pPr>
+        <w:pStyle w:val="CaptionedFigure"/>
+      </w:pPr>
+      <w:r>
+        <w:drawing>
+          <wp:inline>
+            <wp:extent cx="5419200" cy="3259200"/>
+            <wp:effectExtent b="0" l="0" r="0" t="0"/>
+            <wp:docPr descr="图 1-3 中国医药市场规模预测（2024-2029E）" title="" id="24" name="Picture"/>
+            <a:graphic>
+              <a:graphicData uri="http://schemas.openxmlformats.org/drawingml/2006/picture">
+                <pic:pic>
+                  <pic:nvPicPr>
+                    <pic:cNvPr descr="figures/fig1-3.png" id="25" name="Picture"/>
+                    <pic:cNvPicPr>
+                      <a:picLocks noChangeArrowheads="1" noChangeAspect="1"/>
+                    </pic:cNvPicPr>
+                  </pic:nvPicPr>
+                  <pic:blipFill>
+                    <a:blip r:embed="rId23"/>
+                    <a:stretch>
+                      <a:fillRect/>
+                    </a:stretch>
+                  </pic:blipFill>
+                  <pic:spPr bwMode="auto">
+                    <a:xfrm>
+                      <a:off x="0" y="0"/>
+                      <a:ext cx="5419200" cy="3259200"/>
+                    </a:xfrm>
+                    <a:prstGeom prst="rect">
+                      <a:avLst/>
+                    </a:prstGeom>
+                    <a:noFill/>
+                    <a:ln w="9525">
+                      <a:noFill/>
+                      <a:headEnd/>
+                      <a:tailEnd/>
+                    </a:ln>
+                  </pic:spPr>
+                </pic:pic>
+              </a:graphicData>
+            </a:graphic>
+          </wp:inline>
+        </w:drawing>
+      </w:r>
+    </w:p>
+    <w:p>
+      <w:pPr>
+        <w:pStyle w:val="ImageCaption"/>
+      </w:pPr>
+      <w:r>
+        <w:t xml:space="preserve">图 1-3 中国医药市场规模预测（2024-2029E）</w:t>
+      </w:r>
+    </w:p>
+    <w:p>
+      <w:pPr>
+        <w:pStyle w:val="BodyText"/>
+      </w:pPr>
+      <w:r>
+        <w:t xml:space="preserve">这一转变的核心驱动力来自三重政策压力的叠加。</w:t>
+      </w:r>
+    </w:p>
+    <w:p>
+      <w:pPr>
+        <w:pStyle w:val="BodyText"/>
+      </w:pPr>
+      <w:r>
+        <w:rPr>
+          <w:bCs/>
+          <w:b/>
+        </w:rPr>
+        <w:t xml:space="preserve">第一，国家集中带量采购（VBP）的常态化。</w:t>
+      </w:r>
+      <w:r>
+        <w:t xml:space="preserve"> </w:t>
+      </w:r>
+      <w:r>
+        <w:t xml:space="preserve">自2018年”4+7”试点以来，国家组织药品集中采购已推进至第十一批。截至2025年第十轮国采实施，累计覆盖435个多源品种，第十一轮于2025年7月启动，新增55个活性成分，政府目标在2025年底前将国家和省级集采合计覆盖品种数提升至600个</w:t>
+      </w:r>
+      <w:r>
+        <w:rPr>
+          <w:vertAlign w:val="superscript"/>
+        </w:rPr>
+        <w:t xml:space="preserve">[13]</w:t>
+      </w:r>
+      <w:r>
+        <w:t xml:space="preserve">。集采通过”以量换价”的机制，将中标药品价格平均压降50%以上，部分品种降幅超过90%</w:t>
+      </w:r>
+      <w:r>
+        <w:rPr>
+          <w:vertAlign w:val="superscript"/>
+        </w:rPr>
+        <w:t xml:space="preserve">[2]</w:t>
+      </w:r>
+      <w:r>
+        <w:t xml:space="preserve">。对于以成熟仿制药为核心产品的企业而言，集采直接导致其核心品种的利润空间被急剧压缩。外资药企面临预算腰斩的”极限生存挑战”，亟需在裁减20%-30%代表编制的情况下，依然覆盖90%以上的核心高潜医院。</w:t>
+      </w:r>
+    </w:p>
+    <w:p>
+      <w:pPr>
+        <w:pStyle w:val="BodyText"/>
+      </w:pPr>
+      <w:r>
+        <w:rPr>
+          <w:bCs/>
+          <w:b/>
+        </w:rPr>
+        <w:t xml:space="preserve">第二，医保谈判对创新药定价权的重塑。</w:t>
+      </w:r>
+      <w:r>
+        <w:t xml:space="preserve"> </w:t>
+      </w:r>
+      <w:r>
+        <w:t xml:space="preserve">国家医保目录动态调整机制的建立，使得创新药从获批上市到纳入医保的周期大幅缩短——据麦肯锡统计，西药从获批到进入医保目录的平均时间已从2018年的4.5年缩短至2023年的约1年</w:t>
+      </w:r>
+      <w:r>
+        <w:rPr>
+          <w:vertAlign w:val="superscript"/>
+        </w:rPr>
+        <w:t xml:space="preserve">[14]</w:t>
+      </w:r>
+      <w:r>
+        <w:t xml:space="preserve">。然而，医保谈判的降价幅度同样显著：2024年NRDL更新新增91个药品，其中89个经过价格谈判或竞价，平均降幅达63%，为2017年启动年度更新以来的最大降幅</w:t>
+      </w:r>
+      <w:r>
+        <w:rPr>
+          <w:vertAlign w:val="superscript"/>
+        </w:rPr>
+        <w:t xml:space="preserve">[13]</w:t>
+      </w:r>
+      <w:r>
+        <w:t xml:space="preserve">。创新药的商业化窗口期被进一步压缩，竞品上市加速使得热门靶向药首款与第三款上市的时间差从过去的5-10年缩短到不超过2年</w:t>
+      </w:r>
+      <w:r>
+        <w:rPr>
+          <w:vertAlign w:val="superscript"/>
+        </w:rPr>
+        <w:t xml:space="preserve">[14]</w:t>
+      </w:r>
+      <w:r>
+        <w:t xml:space="preserve">。企业必须在更短的时间内实现更高效的市场覆盖，这对销售团队的部署效率提出了前所未有的要求。</w:t>
+      </w:r>
+    </w:p>
+    <w:p>
+      <w:pPr>
+        <w:pStyle w:val="BodyText"/>
+      </w:pPr>
+      <w:r>
+        <w:rPr>
+          <w:bCs/>
+          <w:b/>
+        </w:rPr>
+        <w:t xml:space="preserve">第三，医药反腐的持续深化与法规体系的全面收紧。</w:t>
+      </w:r>
+      <w:r>
+        <w:t xml:space="preserve"> </w:t>
+      </w:r>
+      <w:r>
+        <w:t xml:space="preserve">2023年以来，医药领域反腐进入”深水区”。据报道，A股471家医药概念企业2024年上半年销售费用总额同比下降5.84%，其中276家企业的销售费用率同比下降</w:t>
+      </w:r>
+      <w:r>
+        <w:rPr>
+          <w:vertAlign w:val="superscript"/>
+        </w:rPr>
+        <w:t xml:space="preserve">[3]</w:t>
+      </w:r>
+      <w:r>
+        <w:t xml:space="preserve">。2026年4月，最高人民法院、最高人民检察院联合发布《关于办理贪污贿赂刑事案件适用法律若干问题的解释（二）》，明确将”食品药品”和”医疗”领域列为行贿罪从重处罚的适用领域，并加大对新型隐性腐败（如预期收益型受贿、股权贿赂）的惩治力度</w:t>
+      </w:r>
+      <w:r>
+        <w:rPr>
+          <w:vertAlign w:val="superscript"/>
+        </w:rPr>
+        <w:t xml:space="preserve">[10]</w:t>
+      </w:r>
+      <w:r>
+        <w:t xml:space="preserve">。同月，国家药监局联合公安部、国家卫健委等七部门发布《医药代表管理办法》，以正式法规替代此前的试行办法，明确医药代表的职业定位为”从事药品学术推广活动的从业人员”，严禁持有人向医药代表分配药品销售任务，并列出9项医药代表禁止行为和22项各方禁止行为清单</w:t>
+      </w:r>
+      <w:r>
+        <w:rPr>
+          <w:vertAlign w:val="superscript"/>
+        </w:rPr>
+        <w:t xml:space="preserve">[11]</w:t>
+      </w:r>
+      <w:r>
+        <w:t xml:space="preserve">。上述法规的密集出台，标志着医药行业的合规监管从”运动式整治”进入”制度化常态化”阶段。反腐高压不仅直接压缩了企业的市场推广预算，更从根本上改变了医药商业模式——传统的”带金销售”模式加速退出历史舞台，企业被迫转向以学术推广为核心的合规化运营。在这一转型过程中，如何科学地配置有限的销售资源，使每一位销售代表的覆盖范围与工作量达到最优均衡，成为企业生存与发展的关键命题。</w:t>
+      </w:r>
+    </w:p>
+    <w:p>
+      <w:pPr>
+        <w:pStyle w:val="BodyText"/>
+      </w:pPr>
+      <w:r>
+        <w:t xml:space="preserve">在上述三重压力的共同作用下，中国医药行业呈现出一种结构性的”双向挤压”格局：一方面，外资药企因核心产品进入集采而面临战略收缩，需要以更少的人力覆盖同等甚至更大的市场；另一方面，本土生物科技公司在政策红利下迅速扩张，但其内部管理职能——尤其是销售力有效性（Sales Force Effectiveness, SFE）管理——仍处于萌芽阶段，往往由一线业务人员主导资源分配，陷入”既是运动员又是裁判员”的困境。无论是收缩还是扩张，企业都迫切需要一套科学、高效的辖区分配方法论来替代传统的经验驱动模式。</w:t>
+      </w:r>
+    </w:p>
+    <w:bookmarkEnd w:id="26"/>
+    <w:bookmarkStart w:id="27" w:name="制药企业精细化管理转型的迫切需求"/>
+    <w:p>
+      <w:pPr>
+        <w:pStyle w:val="Heading3"/>
+      </w:pPr>
+      <w:r>
+        <w:t xml:space="preserve">1.1.2 制药企业精细化管理转型的迫切需求</w:t>
+      </w:r>
+    </w:p>
+    <w:p>
+      <w:pPr>
+        <w:pStyle w:val="FirstParagraph"/>
+      </w:pPr>
+      <w:r>
+        <w:t xml:space="preserve">销售辖区分配（Sales Territory Alignment）是企业SFE管理体系中的关键业务流程，其本质是一个高度复杂的资源配置与空间优化问题。在制药企业中，辖区分配的核心任务是将数千家目标医院终端合理地分配给数百名销售代表，使得每位代表的工作量与销售潜力达到相对均衡，同时兼顾地理紧凑性、客户关系连续性以及组织架构约束等多维目标。</w:t>
+      </w:r>
+    </w:p>
+    <w:p>
+      <w:pPr>
+        <w:pStyle w:val="BodyText"/>
+      </w:pPr>
+      <w:r>
+        <w:t xml:space="preserve">然而，当前绝大多数制药企业的辖区分配仍采取”人力密集型”的作业模式。中央SFE团队与数百名一线销售经理深度依赖Excel进行庞杂的数据拆解，并在”自下而上”的指标分配中展开旷日持久的跨部门人工博弈与沟通拉扯。在过去医药行业高增长的”黄金时代”，企业尚能以高昂的利润掩盖这种低效带来的隐性摩擦成本。但在当前利润空间被急剧压缩的环境下，这种完全依赖人工操作、响应极度滞后且充斥着沟通内耗的传统管理模式，其所产生的人力成本与时间沉没成本已令企业不堪重负。</w:t>
+      </w:r>
+    </w:p>
+    <w:p>
+      <w:pPr>
+        <w:pStyle w:val="BodyText"/>
+      </w:pPr>
+      <w:r>
+        <w:t xml:space="preserve">麦肯锡《新产品上市趋势与思考》的数据进一步揭示了精细化管理的紧迫性。如表1-1所示，2019年以来中国新获批药品上市后第一年平均销售额约为1.79亿元，上市后第三年约为5.16亿元，但不同治疗领域和不同企业类型之间的差异极大</w:t>
+      </w:r>
+      <w:r>
+        <w:rPr>
+          <w:vertAlign w:val="superscript"/>
+        </w:rPr>
+        <w:t xml:space="preserve">[14]</w:t>
+      </w:r>
+      <w:r>
+        <w:t xml:space="preserve">。本土药企凭借更高的医保覆盖率和更积极的商业化资源投入，其新产品平均销售额已超过跨国药企。这意味着，无论是跨国药企还是本土企业，都必须在新药上市的有限窗口期内实现精准的辖区部署和高效的医院覆盖，任何资源错配都将直接导致商业化机会的丧失。</w:t>
+      </w:r>
+    </w:p>
+    <w:p>
+      <w:pPr>
+        <w:pStyle w:val="BodyText"/>
+      </w:pPr>
+      <w:r>
+        <w:rPr>
+          <w:bCs/>
+          <w:b/>
+        </w:rPr>
+        <w:t xml:space="preserve">表 1-1 2019-2024年中国新获批药品上市后平均销售额（按企业类型）</w:t>
+      </w:r>
+    </w:p>
+    <w:tbl>
+      <w:tblPr>
+        <w:tblStyle w:val="Table"/>
+        <w:tblW w:type="pct" w:w="5000"/>
+        <w:tblLook w:firstRow="1" w:lastRow="0" w:firstColumn="0" w:lastColumn="0" w:noHBand="0" w:noVBand="0" w:val="0020"/>
+        <w:jc w:val="start"/>
+      </w:tblPr>
+      <w:tblGrid>
+        <w:gridCol w:w="913"/>
+        <w:gridCol w:w="913"/>
+        <w:gridCol w:w="2132"/>
+        <w:gridCol w:w="913"/>
+        <w:gridCol w:w="2132"/>
+        <w:gridCol w:w="913"/>
+      </w:tblGrid>
+      <w:tr>
+        <w:trPr>
+          <w:tblHeader w:val="true"/>
+        </w:trPr>
+        <w:tc>
+          <w:tcPr/>
+          <w:p>
+            <w:pPr>
+              <w:pStyle w:val="Compact"/>
+              <w:jc w:val="left"/>
+            </w:pPr>
+            <w:r>
+              <w:t xml:space="preserve">企业类型</w:t>
+            </w:r>
+          </w:p>
+        </w:tc>
+        <w:tc>
+          <w:tcPr/>
+          <w:p>
+            <w:pPr>
+              <w:pStyle w:val="Compact"/>
+              <w:jc w:val="left"/>
+            </w:pPr>
+            <w:r>
+              <w:t xml:space="preserve">产品数量</w:t>
+            </w:r>
+          </w:p>
+        </w:tc>
+        <w:tc>
+          <w:tcPr/>
+          <w:p>
+            <w:pPr>
+              <w:pStyle w:val="Compact"/>
+              <w:jc w:val="left"/>
+            </w:pPr>
+            <w:r>
+              <w:t xml:space="preserve">上市后第1年均值（百万元）</w:t>
+            </w:r>
+          </w:p>
+        </w:tc>
+        <w:tc>
+          <w:tcPr/>
+          <w:p>
+            <w:pPr>
+              <w:pStyle w:val="Compact"/>
+              <w:jc w:val="left"/>
+            </w:pPr>
+            <w:r>
+              <w:t xml:space="preserve">医保覆盖率</w:t>
+            </w:r>
+          </w:p>
+        </w:tc>
+        <w:tc>
+          <w:tcPr/>
+          <w:p>
+            <w:pPr>
+              <w:pStyle w:val="Compact"/>
+              <w:jc w:val="left"/>
+            </w:pPr>
+            <w:r>
+              <w:t xml:space="preserve">上市后第3年均值（百万元）</w:t>
+            </w:r>
+          </w:p>
+        </w:tc>
+        <w:tc>
+          <w:tcPr/>
+          <w:p>
+            <w:pPr>
+              <w:pStyle w:val="Compact"/>
+              <w:jc w:val="left"/>
+            </w:pPr>
+            <w:r>
+              <w:t xml:space="preserve">医保覆盖率</w:t>
+            </w:r>
+          </w:p>
+        </w:tc>
+      </w:tr>
+      <w:tr>
+        <w:tc>
+          <w:tcPr/>
+          <w:p>
+            <w:pPr>
+              <w:pStyle w:val="Compact"/>
+              <w:jc w:val="left"/>
+            </w:pPr>
+            <w:r>
+              <w:t xml:space="preserve">本土药企</w:t>
+            </w:r>
+          </w:p>
+        </w:tc>
+        <w:tc>
+          <w:tcPr/>
+          <w:p>
+            <w:pPr>
+              <w:pStyle w:val="Compact"/>
+              <w:jc w:val="left"/>
+            </w:pPr>
+            <w:r>
+              <w:t xml:space="preserve">160</w:t>
+            </w:r>
+          </w:p>
+        </w:tc>
+        <w:tc>
+          <w:tcPr/>
+          <w:p>
+            <w:pPr>
+              <w:pStyle w:val="Compact"/>
+              <w:jc w:val="left"/>
+            </w:pPr>
+            <w:r>
+              <w:t xml:space="preserve">211</w:t>
+            </w:r>
+          </w:p>
+        </w:tc>
+        <w:tc>
+          <w:tcPr/>
+          <w:p>
+            <w:pPr>
+              <w:pStyle w:val="Compact"/>
+              <w:jc w:val="left"/>
+            </w:pPr>
+            <w:r>
+              <w:t xml:space="preserve">33%</w:t>
+            </w:r>
+          </w:p>
+        </w:tc>
+        <w:tc>
+          <w:tcPr/>
+          <w:p>
+            <w:pPr>
+              <w:pStyle w:val="Compact"/>
+              <w:jc w:val="left"/>
+            </w:pPr>
+            <w:r>
+              <w:t xml:space="preserve">603</w:t>
+            </w:r>
+          </w:p>
+        </w:tc>
+        <w:tc>
+          <w:tcPr/>
+          <w:p>
+            <w:pPr>
+              <w:pStyle w:val="Compact"/>
+              <w:jc w:val="left"/>
+            </w:pPr>
+            <w:r>
+              <w:t xml:space="preserve">71%</w:t>
+            </w:r>
+          </w:p>
+        </w:tc>
+      </w:tr>
+      <w:tr>
+        <w:tc>
+          <w:tcPr/>
+          <w:p>
+            <w:pPr>
+              <w:pStyle w:val="Compact"/>
+              <w:jc w:val="left"/>
+            </w:pPr>
+            <w:r>
+              <w:t xml:space="preserve">跨国药企</w:t>
+            </w:r>
+          </w:p>
+        </w:tc>
+        <w:tc>
+          <w:tcPr/>
+          <w:p>
+            <w:pPr>
+              <w:pStyle w:val="Compact"/>
+              <w:jc w:val="left"/>
+            </w:pPr>
+            <w:r>
+              <w:t xml:space="preserve">186</w:t>
+            </w:r>
+          </w:p>
+        </w:tc>
+        <w:tc>
+          <w:tcPr/>
+          <w:p>
+            <w:pPr>
+              <w:pStyle w:val="Compact"/>
+              <w:jc w:val="left"/>
+            </w:pPr>
+            <w:r>
+              <w:t xml:space="preserve">146</w:t>
+            </w:r>
+          </w:p>
+        </w:tc>
+        <w:tc>
+          <w:tcPr/>
+          <w:p>
+            <w:pPr>
+              <w:pStyle w:val="Compact"/>
+              <w:jc w:val="left"/>
+            </w:pPr>
+            <w:r>
+              <w:t xml:space="preserve">16%</w:t>
+            </w:r>
+          </w:p>
+        </w:tc>
+        <w:tc>
+          <w:tcPr/>
+          <w:p>
+            <w:pPr>
+              <w:pStyle w:val="Compact"/>
+              <w:jc w:val="left"/>
+            </w:pPr>
+            <w:r>
+              <w:t xml:space="preserve">453</w:t>
+            </w:r>
+          </w:p>
+        </w:tc>
+        <w:tc>
+          <w:tcPr/>
+          <w:p>
+            <w:pPr>
+              <w:pStyle w:val="Compact"/>
+              <w:jc w:val="left"/>
+            </w:pPr>
+            <w:r>
+              <w:t xml:space="preserve">68%</w:t>
+            </w:r>
+          </w:p>
+        </w:tc>
+      </w:tr>
+      <w:tr>
+        <w:tc>
+          <w:tcPr/>
+          <w:p>
+            <w:pPr>
+              <w:pStyle w:val="Compact"/>
+              <w:jc w:val="left"/>
+            </w:pPr>
+            <w:r>
+              <w:t xml:space="preserve">全部产品</w:t>
+            </w:r>
+          </w:p>
+        </w:tc>
+        <w:tc>
+          <w:tcPr/>
+          <w:p>
+            <w:pPr>
+              <w:pStyle w:val="Compact"/>
+              <w:jc w:val="left"/>
+            </w:pPr>
+            <w:r>
+              <w:t xml:space="preserve">346</w:t>
+            </w:r>
+          </w:p>
+        </w:tc>
+        <w:tc>
+          <w:tcPr/>
+          <w:p>
+            <w:pPr>
+              <w:pStyle w:val="Compact"/>
+              <w:jc w:val="left"/>
+            </w:pPr>
+            <w:r>
+              <w:t xml:space="preserve">179</w:t>
+            </w:r>
+          </w:p>
+        </w:tc>
+        <w:tc>
+          <w:tcPr/>
+          <w:p>
+            <w:pPr>
+              <w:pStyle w:val="Compact"/>
+              <w:jc w:val="left"/>
+            </w:pPr>
+            <w:r>
+              <w:t xml:space="preserve">—</w:t>
+            </w:r>
+          </w:p>
+        </w:tc>
+        <w:tc>
+          <w:tcPr/>
+          <w:p>
+            <w:pPr>
+              <w:pStyle w:val="Compact"/>
+              <w:jc w:val="left"/>
+            </w:pPr>
+            <w:r>
+              <w:t xml:space="preserve">516</w:t>
+            </w:r>
+          </w:p>
+        </w:tc>
+        <w:tc>
+          <w:tcPr/>
+          <w:p>
+            <w:pPr>
+              <w:pStyle w:val="Compact"/>
+              <w:jc w:val="left"/>
+            </w:pPr>
+            <w:r>
+              <w:t xml:space="preserve">—</w:t>
+            </w:r>
+          </w:p>
+        </w:tc>
+      </w:tr>
+    </w:tbl>
+    <w:p>
+      <w:pPr>
+        <w:pStyle w:val="BodyText"/>
+      </w:pPr>
+      <w:r>
+        <w:t xml:space="preserve">数据来源：麦肯锡《新产品上市趋势与思考》（2026），基于中康DCORE、DDTP、CMH数据</w:t>
+      </w:r>
+      <w:r>
+        <w:rPr>
+          <w:vertAlign w:val="superscript"/>
+        </w:rPr>
+        <w:t xml:space="preserve">[14]</w:t>
+      </w:r>
+    </w:p>
+    <w:p>
+      <w:pPr>
+        <w:pStyle w:val="BodyText"/>
+      </w:pPr>
+      <w:r>
+        <w:t xml:space="preserve">与此同时，制药企业的SFE部门天然拥有海量的沉淀数据。CRM系统中的医生分级数据、流向数据、处方数据等构成了一座”数据富矿”。然而，由于缺乏高级运筹智能算法的技术加持，中央管理团队在进行宏观排兵布阵时，往往只能提供颗粒度极粗的先验测算，甚至最终沦为一线人员基于人情和经验的Excel手工博弈</w:t>
+      </w:r>
+      <w:r>
+        <w:rPr>
+          <w:vertAlign w:val="superscript"/>
+        </w:rPr>
+        <w:t xml:space="preserve">[4]</w:t>
+      </w:r>
+      <w:r>
+        <w:t xml:space="preserve">。王晓玲（2024）指出，我国生物医药行业数字化转型受限于数据基础不足、复合背景人才短缺等瓶颈，转型进展相对落后</w:t>
+      </w:r>
+      <w:r>
+        <w:rPr>
+          <w:vertAlign w:val="superscript"/>
+        </w:rPr>
+        <w:t xml:space="preserve">[5]</w:t>
+      </w:r>
+      <w:r>
+        <w:t xml:space="preserve">。这种”数据丰富、算法贫乏”的矛盾，正是制药企业精细化管理转型中亟待突破的核心瓶颈。</w:t>
+      </w:r>
+    </w:p>
+    <w:p>
+      <w:pPr>
+        <w:pStyle w:val="BodyText"/>
+      </w:pPr>
+      <w:r>
+        <w:t xml:space="preserve">在商业化解决方案层面，全球领先的数据与技术巨头（如IQVIA、Veeva等）曾斥巨资开发专用于辖区分配的标准化SaaS系统。然而，这些系统在向中国市场落地时遭遇了严重的”水土不服”。医药行业的微观辖区管理具有极强的动态性与非标准性——不同企业、不同生命周期的产品线，甚至同一企业在不同省份，其业务规则都存在极大的差异与频繁的变动。这种过于灵活且非线性的业务规则，导致大型SaaS系统难以在底层架构上完成有效的数据抽象与业务流程泛化，最终陷入无休止的”高度定制化开发”泥潭，背离了SaaS产品边际成本递减的商业逻辑。</w:t>
+      </w:r>
+    </w:p>
+    <w:p>
+      <w:pPr>
+        <w:pStyle w:val="BodyText"/>
+      </w:pPr>
+      <w:r>
+        <w:t xml:space="preserve">上述行业现状表明，传统的”刚性SaaS系统”与”纯手工Excel执行”均已陷入死胡同。行业迫切需要一种轻量化、可配置、基于运筹优化算法的智能辖区分配解决方案，以填补从”数据富矿”到”智能决策”之间的技术鸿沟。这正是本研究的出发点。</w:t>
+      </w:r>
+    </w:p>
+    <w:bookmarkEnd w:id="27"/>
+    <w:bookmarkEnd w:id="28"/>
+    <w:bookmarkStart w:id="31" w:name="研究意义"/>
+    <w:p>
+      <w:pPr>
+        <w:pStyle w:val="Heading2"/>
+      </w:pPr>
+      <w:r>
+        <w:t xml:space="preserve">1.2 研究意义</w:t>
+      </w:r>
+    </w:p>
+    <w:bookmarkStart w:id="29" w:name="理论意义填补-sfe-领域动态分配模型空白"/>
+    <w:p>
+      <w:pPr>
+        <w:pStyle w:val="Heading3"/>
+      </w:pPr>
+      <w:r>
+        <w:t xml:space="preserve">1.2.1 理论意义：填补 SFE 领域动态分配模型空白</w:t>
+      </w:r>
+    </w:p>
+    <w:p>
+      <w:pPr>
+        <w:pStyle w:val="FirstParagraph"/>
+      </w:pPr>
+      <w:r>
+        <w:t xml:space="preserve">纵观国内外关于销售辖区分配的研究，该领域的演进呈现出从”单纯数学规划”向”商业多目标启发式求解”跨越，从”通用销售”向”医药行业垂直定制”深化的显著特征。在国外，Hess和Samuels（1971）率先将线性规划应用于销售辖区划分</w:t>
+      </w:r>
+      <w:r>
+        <w:rPr>
+          <w:vertAlign w:val="superscript"/>
+        </w:rPr>
+        <w:t xml:space="preserve">[6]</w:t>
+      </w:r>
+      <w:r>
+        <w:t xml:space="preserve">；Zoltners和Sinha（1983）提出了辖区分配必须满足的四个核心属性框架</w:t>
+      </w:r>
+      <w:r>
+        <w:rPr>
+          <w:vertAlign w:val="superscript"/>
+        </w:rPr>
+        <w:t xml:space="preserve">[7]</w:t>
+      </w:r>
+      <w:r>
+        <w:t xml:space="preserve">；Skiera和Jordan（1996）通过EQUALIZER模型引入模拟退火与惩罚函数机制，解决了传统精确模型在27%测试算例中无法找到可行解的问题</w:t>
+      </w:r>
+      <w:r>
+        <w:rPr>
+          <w:vertAlign w:val="superscript"/>
+        </w:rPr>
+        <w:t xml:space="preserve">[8]</w:t>
+      </w:r>
+      <w:r>
+        <w:t xml:space="preserve">。然而，上述研究主要面向欧美市场的通用销售场景，其模型假设与中国医药行业的商业现实之间存在显著差距。</w:t>
+      </w:r>
+    </w:p>
+    <w:p>
+      <w:pPr>
+        <w:pStyle w:val="BodyText"/>
+      </w:pPr>
+      <w:r>
+        <w:t xml:space="preserve">在国内，运筹优化算法在物流配送、供应链选址、城市网格化管理等通用领域的应用研究极为丰富，但针对医药行业特有商业逻辑的辖区分配模型的学术文献相对匮乏。现有的国内研究在处理”销售潜力均衡”、</w:t>
+      </w:r>
+      <w:r>
+        <w:t xml:space="preserve">“</w:t>
+      </w:r>
+      <w:r>
+        <w:t xml:space="preserve">客户关系连续性</w:t>
+      </w:r>
+      <w:r>
+        <w:t xml:space="preserve">”</w:t>
+      </w:r>
+      <w:r>
+        <w:t xml:space="preserve">以及”代表激励公平性”等SFE场景下的微妙商业维度时，尚未形成成熟的理论体系。</w:t>
+      </w:r>
+    </w:p>
+    <w:p>
+      <w:pPr>
+        <w:pStyle w:val="BodyText"/>
+      </w:pPr>
+      <w:r>
+        <w:t xml:space="preserve">本研究的理论贡献在于：第一，构建了一个融合中国医药行业特有业务规则（如大医院共岗拆分、区县行政约束、锁定分配等）的多目标优化数学模型；第二，提出了”均衡优化—历史匹配”两阶段求解框架，将辖区均衡性与历史延续性解耦为两个独立优化阶段，避免了传统方法中两个目标相互妥协的问题；第三，设计了四层地理聚类算法作为模拟退火的初始解生成策略，提升了启发式搜索的收敛效率。</w:t>
+      </w:r>
+    </w:p>
+    <w:bookmarkEnd w:id="29"/>
+    <w:bookmarkStart w:id="30" w:name="实践意义解决企业辖区划分效率与公平难题"/>
+    <w:p>
+      <w:pPr>
+        <w:pStyle w:val="Heading3"/>
+      </w:pPr>
+      <w:r>
+        <w:t xml:space="preserve">1.2.2 实践意义：解决企业辖区划分效率与公平难题</w:t>
+      </w:r>
+    </w:p>
+    <w:p>
+      <w:pPr>
+        <w:pStyle w:val="FirstParagraph"/>
+      </w:pPr>
+      <w:r>
+        <w:t xml:space="preserve">从实践角度而言，本研究的意义体现在以下三个层面。</w:t>
+      </w:r>
+    </w:p>
+    <w:p>
+      <w:pPr>
+        <w:pStyle w:val="BodyText"/>
+      </w:pPr>
+      <w:r>
+        <w:rPr>
+          <w:bCs/>
+          <w:b/>
+        </w:rPr>
+        <w:t xml:space="preserve">第一，提升辖区分配的科学性与公平性。</w:t>
+      </w:r>
+      <w:r>
+        <w:t xml:space="preserve"> </w:t>
+      </w:r>
+      <w:r>
+        <w:t xml:space="preserve">Zoltners和Lorimer（2000）的实证研究表明，仅通过算法优化辖区分配，无需增加任何额外资源，就能直接带来2%到7%的销售额提升，同时减少13.7%的差旅时间</w:t>
+      </w:r>
+      <w:r>
+        <w:rPr>
+          <w:vertAlign w:val="superscript"/>
+        </w:rPr>
+        <w:t xml:space="preserve">[9]</w:t>
+      </w:r>
+      <w:r>
+        <w:t xml:space="preserve">。本研究所构建的算法模型通过基于阈值的统一惩罚框架，将Index均衡度、地理紧凑性、容量约束等多维目标纳入统一的代价函数，能够在数分钟内输出满足多重约束的近似最优分配方案，从根本上替代耗时数周的人工博弈过程。</w:t>
+      </w:r>
+    </w:p>
+    <w:p>
+      <w:pPr>
+        <w:pStyle w:val="BodyText"/>
+      </w:pPr>
+      <w:r>
+        <w:rPr>
+          <w:bCs/>
+          <w:b/>
+        </w:rPr>
+        <w:t xml:space="preserve">第二，降低组织变革的震荡成本。</w:t>
+      </w:r>
+      <w:r>
+        <w:t xml:space="preserve"> </w:t>
+      </w:r>
+      <w:r>
+        <w:t xml:space="preserve">在制药企业频繁的组织架构调整中（如裁员合并、新产品上市扩编等），辖区的重新分配往往伴随着客户关系的断裂和短期业绩的波动。本研究提出的两阶段法通过Hungarian算法在第二阶段实现匿名簇与历史辖区的最优匹配，最大化客户保留率，有效降低了辖区调整带来的业务震荡。</w:t>
+      </w:r>
+    </w:p>
+    <w:p>
+      <w:pPr>
+        <w:pStyle w:val="BodyText"/>
+      </w:pPr>
+      <w:r>
+        <w:rPr>
+          <w:bCs/>
+          <w:b/>
+        </w:rPr>
+        <w:t xml:space="preserve">第三，满足合规监管对辖区管理的刚性要求。</w:t>
+      </w:r>
+      <w:r>
+        <w:t xml:space="preserve"> </w:t>
+      </w:r>
+      <w:r>
+        <w:t xml:space="preserve">2026年发布的《医药代表管理办法》第十五条明确要求，药品上市许可持有人在备案平台提交的信息须包含”医药代表负责推广的区域（省份或者特定区域）“</w:t>
+      </w:r>
+      <w:r>
+        <w:rPr>
+          <w:vertAlign w:val="superscript"/>
+        </w:rPr>
+        <w:t xml:space="preserve">[11]</w:t>
+      </w:r>
+      <w:r>
+        <w:t xml:space="preserve">。这意味着辖区分配不再仅是企业内部的管理优化问题，而是上升为法规层面的合规刚需——每位医药代表的覆盖区域必须明确、可追溯、可审计。本研究所构建的算法系统能够输出清晰的医院-代表映射关系，天然满足备案制度对区域明确性的要求。</w:t>
+      </w:r>
+    </w:p>
+    <w:p>
+      <w:pPr>
+        <w:pStyle w:val="BodyText"/>
+      </w:pPr>
+      <w:r>
+        <w:rPr>
+          <w:bCs/>
+          <w:b/>
+        </w:rPr>
+        <w:t xml:space="preserve">第四，为算法的商业化落地提供可行路径。</w:t>
+      </w:r>
+      <w:r>
+        <w:t xml:space="preserve"> </w:t>
+      </w:r>
+      <w:r>
+        <w:t xml:space="preserve">本研究不仅停留在算法层面，还探讨了”人机协同”决策机制的建立、组织变革管理策略以及算法产品化的商业模式，为制药企业乃至更广泛的销售密集型行业提供了从算法研发到商业落地的完整参考框架。截至目前，全国已有超过2000家药品上市许可持有人在医药代表备案平台注册，备案医药代表约11.6万人</w:t>
+      </w:r>
+      <w:r>
+        <w:rPr>
+          <w:vertAlign w:val="superscript"/>
+        </w:rPr>
+        <w:t xml:space="preserve">[11]</w:t>
+      </w:r>
+      <w:r>
+        <w:t xml:space="preserve">，这一庞大的存量市场为辖区分配算法的商业化提供了坚实的需求基础。</w:t>
+      </w:r>
+    </w:p>
+    <w:bookmarkEnd w:id="30"/>
+    <w:bookmarkEnd w:id="31"/>
+    <w:bookmarkStart w:id="38" w:name="研究内容与技术路线"/>
+    <w:p>
+      <w:pPr>
+        <w:pStyle w:val="Heading2"/>
+      </w:pPr>
+      <w:r>
+        <w:t xml:space="preserve">1.3 研究内容与技术路线</w:t>
+      </w:r>
+    </w:p>
+    <w:bookmarkStart w:id="32" w:name="主要研究内容"/>
+    <w:p>
+      <w:pPr>
+        <w:pStyle w:val="Heading3"/>
+      </w:pPr>
+      <w:r>
+        <w:t xml:space="preserve">1.3.1 主要研究内容</w:t>
+      </w:r>
+    </w:p>
+    <w:p>
+      <w:pPr>
+        <w:pStyle w:val="FirstParagraph"/>
+      </w:pPr>
+      <w:r>
+        <w:t xml:space="preserve">本研究围绕”如何利用运筹优化算法实现制药企业SFE辖区的科学动态分配”这一核心问题，具体包括以下四个方面：</w:t>
+      </w:r>
+    </w:p>
+    <w:p>
+      <w:pPr>
+        <w:pStyle w:val="BodyText"/>
+      </w:pPr>
+      <w:r>
+        <w:t xml:space="preserve">（1）</w:t>
+      </w:r>
+      <w:r>
+        <w:rPr>
+          <w:bCs/>
+          <w:b/>
+        </w:rPr>
+        <w:t xml:space="preserve">深入剖析医药行业销售辖区管理现状与痛点。</w:t>
+      </w:r>
+      <w:r>
+        <w:t xml:space="preserve"> </w:t>
+      </w:r>
+      <w:r>
+        <w:t xml:space="preserve">通过对国家集采常态化、医保谈判及反腐深化等政策背景的分析，结合某跨国药企的实际案例，全面诊断当前辖区管理模式中存在的区域分配不公、响应滞后、数据支撑缺失等核心痛点，论证引入智能算法的必要性。</w:t>
+      </w:r>
+    </w:p>
+    <w:p>
+      <w:pPr>
+        <w:pStyle w:val="BodyText"/>
+      </w:pPr>
+      <w:r>
+        <w:t xml:space="preserve">（2）</w:t>
+      </w:r>
+      <w:r>
+        <w:rPr>
+          <w:bCs/>
+          <w:b/>
+        </w:rPr>
+        <w:t xml:space="preserve">构建基于综合价值指数的多目标优化数学模型。</w:t>
+      </w:r>
+      <w:r>
+        <w:t xml:space="preserve"> </w:t>
+      </w:r>
+      <w:r>
+        <w:t xml:space="preserve">针对中国医药行业的特有业务规则，设计医院综合价值指数（Index）的量化方法，建立包含Index均衡度、地理紧凑性、容量约束、区县集中度等多维目标的统一惩罚函数，并明确硬约束（锁定分配、拆分分散、城市上限）与软约束的边界。</w:t>
+      </w:r>
+    </w:p>
+    <w:p>
+      <w:pPr>
+        <w:pStyle w:val="BodyText"/>
+      </w:pPr>
+      <w:r>
+        <w:t xml:space="preserve">（3）</w:t>
+      </w:r>
+      <w:r>
+        <w:rPr>
+          <w:bCs/>
+          <w:b/>
+        </w:rPr>
+        <w:t xml:space="preserve">设计并实现”均衡优化—历史匹配”两阶段求解算法。</w:t>
+      </w:r>
+      <w:r>
+        <w:t xml:space="preserve"> </w:t>
+      </w:r>
+      <w:r>
+        <w:t xml:space="preserve">第一阶段采用四层地理聚类生成初始分配方案，再通过模拟退火算法进行均衡性优化；第二阶段采用Hungarian算法将第一阶段产出的匿名簇映射到历史辖区编号，最大化客户保留率。该两阶段解耦设计使均衡性与历史延续性各自达到最优，是本研究的核心技术贡献。</w:t>
+      </w:r>
+    </w:p>
+    <w:p>
+      <w:pPr>
+        <w:pStyle w:val="BodyText"/>
+      </w:pPr>
+      <w:r>
+        <w:t xml:space="preserve">（4）</w:t>
+      </w:r>
+      <w:r>
+        <w:rPr>
+          <w:bCs/>
+          <w:b/>
+        </w:rPr>
+        <w:t xml:space="preserve">开展实证分析与商业化前景评估。</w:t>
+      </w:r>
+      <w:r>
+        <w:t xml:space="preserve"> </w:t>
+      </w:r>
+      <w:r>
+        <w:t xml:space="preserve">基于某跨国药企的脱敏数据，在常规微调、裁员合并、组织扩张三种典型业务场景下验证算法效果，并从”人机协同”决策机制、变革管理策略、商业模式等角度探讨算法的落地路径与商业价值。</w:t>
+      </w:r>
+    </w:p>
+    <w:bookmarkEnd w:id="32"/>
+    <w:bookmarkStart w:id="33" w:name="研究方法"/>
+    <w:p>
+      <w:pPr>
+        <w:pStyle w:val="Heading3"/>
+      </w:pPr>
+      <w:r>
+        <w:t xml:space="preserve">1.3.2 研究方法</w:t>
+      </w:r>
+    </w:p>
+    <w:p>
+      <w:pPr>
+        <w:pStyle w:val="FirstParagraph"/>
+      </w:pPr>
+      <w:r>
+        <w:t xml:space="preserve">本研究综合运用定量分析与定性分析相结合的研究方法：</w:t>
+      </w:r>
+    </w:p>
+    <w:p>
+      <w:pPr>
+        <w:pStyle w:val="BodyText"/>
+      </w:pPr>
+      <w:r>
+        <w:t xml:space="preserve">（1）</w:t>
+      </w:r>
+      <w:r>
+        <w:rPr>
+          <w:bCs/>
+          <w:b/>
+        </w:rPr>
+        <w:t xml:space="preserve">文献研究法。</w:t>
+      </w:r>
+      <w:r>
+        <w:t xml:space="preserve"> </w:t>
+      </w:r>
+      <w:r>
+        <w:t xml:space="preserve">系统梳理国内外销售辖区分配领域的理论演进，从经典精确算法到启发式算法再到商业化落地，识别现有研究的局限性与本研究的切入点。</w:t>
+      </w:r>
+    </w:p>
+    <w:p>
+      <w:pPr>
+        <w:pStyle w:val="BodyText"/>
+      </w:pPr>
+      <w:r>
+        <w:t xml:space="preserve">（2）</w:t>
+      </w:r>
+      <w:r>
+        <w:rPr>
+          <w:bCs/>
+          <w:b/>
+        </w:rPr>
+        <w:t xml:space="preserve">案例研究法。</w:t>
+      </w:r>
+      <w:r>
+        <w:t xml:space="preserve"> </w:t>
+      </w:r>
+      <w:r>
+        <w:t xml:space="preserve">以某跨国制药企业为研究对象，获取其脱敏后的医院清单、辖区配置、历史分配等数据，深入分析其辖区管理现状与核心痛点，作为算法设计的业务依据和实证验证的数据基础。</w:t>
+      </w:r>
+    </w:p>
+    <w:p>
+      <w:pPr>
+        <w:pStyle w:val="BodyText"/>
+      </w:pPr>
+      <w:r>
+        <w:t xml:space="preserve">（3）</w:t>
+      </w:r>
+      <w:r>
+        <w:rPr>
+          <w:bCs/>
+          <w:b/>
+        </w:rPr>
+        <w:t xml:space="preserve">访谈调查法。</w:t>
+      </w:r>
+      <w:r>
+        <w:t xml:space="preserve"> </w:t>
+      </w:r>
+      <w:r>
+        <w:t xml:space="preserve">以中国制药行业（包括跨国企业及内资企业）的SFE从业者和管理层为调研对象，通过半结构化访谈与问卷调查相结合的方式，深入了解运筹算法在辖区分配场景下的应用现状、核心痛点及从业者对智能化工具的接受度与期望，为后续提出解决方案和评估商业化价值提供一手数据支撑。</w:t>
+      </w:r>
+    </w:p>
+    <w:p>
+      <w:pPr>
+        <w:pStyle w:val="BodyText"/>
+      </w:pPr>
+      <w:r>
+        <w:t xml:space="preserve">（4）</w:t>
+      </w:r>
+      <w:r>
+        <w:rPr>
+          <w:bCs/>
+          <w:b/>
+        </w:rPr>
+        <w:t xml:space="preserve">数学建模与算法设计。</w:t>
+      </w:r>
+      <w:r>
+        <w:t xml:space="preserve"> </w:t>
+      </w:r>
+      <w:r>
+        <w:t xml:space="preserve">将辖区分配问题抽象为带约束的多目标组合优化问题，构建基于阈值惩罚的代价函数，设计四层地理聚类、模拟退火、Hungarian匹配三阶段求解算法，并通过编程实现完整的算法原型系统。</w:t>
+      </w:r>
+    </w:p>
+    <w:p>
+      <w:pPr>
+        <w:pStyle w:val="BodyText"/>
+      </w:pPr>
+      <w:r>
+        <w:t xml:space="preserve">（5）</w:t>
+      </w:r>
+      <w:r>
+        <w:rPr>
+          <w:bCs/>
+          <w:b/>
+        </w:rPr>
+        <w:t xml:space="preserve">对比实验与敏感性分析。</w:t>
+      </w:r>
+      <w:r>
+        <w:t xml:space="preserve"> </w:t>
+      </w:r>
+      <w:r>
+        <w:t xml:space="preserve">设计As-Is（现状人工分配）与To-Be（算法优化分配）的对照实验，从Index均衡度、地理紧凑性、客户保留率等维度量化算法的改善效果，并通过关键参数的敏感性分析验证算法的稳健性。</w:t>
+      </w:r>
+    </w:p>
+    <w:bookmarkEnd w:id="33"/>
+    <w:bookmarkStart w:id="37" w:name="论文结构与技术路线图"/>
+    <w:p>
+      <w:pPr>
+        <w:pStyle w:val="Heading3"/>
+      </w:pPr>
+      <w:r>
+        <w:t xml:space="preserve">1.3.3 论文结构与技术路线图</w:t>
+      </w:r>
+    </w:p>
+    <w:p>
+      <w:pPr>
+        <w:pStyle w:val="FirstParagraph"/>
+      </w:pPr>
+      <w:r>
+        <w:t xml:space="preserve">本论文共分为七章，各章主要内容如下：</w:t>
+      </w:r>
+    </w:p>
+    <w:p>
+      <w:pPr>
+        <w:pStyle w:val="BodyText"/>
+      </w:pPr>
+      <w:r>
+        <w:rPr>
+          <w:bCs/>
+          <w:b/>
+        </w:rPr>
+        <w:t xml:space="preserve">第一章 绪论。</w:t>
+      </w:r>
+      <w:r>
+        <w:t xml:space="preserve"> </w:t>
+      </w:r>
+      <w:r>
+        <w:t xml:space="preserve">阐述研究背景、研究意义、主要研究内容与研究方法，概述论文的整体结构。</w:t>
+      </w:r>
+    </w:p>
+    <w:p>
+      <w:pPr>
+        <w:pStyle w:val="BodyText"/>
+      </w:pPr>
+      <w:r>
+        <w:rPr>
+          <w:bCs/>
+          <w:b/>
+        </w:rPr>
+        <w:t xml:space="preserve">第二章 理论基础与文献综述。</w:t>
+      </w:r>
+      <w:r>
+        <w:t xml:space="preserve"> </w:t>
+      </w:r>
+      <w:r>
+        <w:t xml:space="preserve">系统梳理SFE管理理论与销售辖区分配算法的研究演进，从经典精确算法、启发式算法到现代商业化体系融合三个阶段进行综述，分析国内相关研究现状，指出现有研究的局限性与本研究的改进思路。</w:t>
+      </w:r>
+    </w:p>
+    <w:p>
+      <w:pPr>
+        <w:pStyle w:val="BodyText"/>
+      </w:pPr>
+      <w:r>
+        <w:rPr>
+          <w:bCs/>
+          <w:b/>
+        </w:rPr>
+        <w:t xml:space="preserve">第三章 制药企业SFE辖区管理现状与痛点诊断。</w:t>
+      </w:r>
+      <w:r>
+        <w:t xml:space="preserve"> </w:t>
+      </w:r>
+      <w:r>
+        <w:t xml:space="preserve">分析医药行业宏观政策环境，以某跨国药企为案例剖析现行辖区管理模式，诊断核心痛点并论证引入智能算法的必要性。</w:t>
+      </w:r>
+    </w:p>
+    <w:p>
+      <w:pPr>
+        <w:pStyle w:val="BodyText"/>
+      </w:pPr>
+      <w:r>
+        <w:rPr>
+          <w:bCs/>
+          <w:b/>
+        </w:rPr>
+        <w:t xml:space="preserve">第四章 基于综合价值指数的智能辖区分配模型构建。</w:t>
+      </w:r>
+      <w:r>
+        <w:t xml:space="preserve"> </w:t>
+      </w:r>
+      <w:r>
+        <w:t xml:space="preserve">本章是论文的技术核心。定义问题与模型假设，构建综合价值指数与多目标优化模型，详细阐述两阶段求解算法的设计——包括四层地理聚类、模拟退火优化以及Hungarian历史匹配。</w:t>
+      </w:r>
+    </w:p>
+    <w:p>
+      <w:pPr>
+        <w:pStyle w:val="BodyText"/>
+      </w:pPr>
+      <w:r>
+        <w:rPr>
+          <w:bCs/>
+          <w:b/>
+        </w:rPr>
+        <w:t xml:space="preserve">第五章 实证分析与多场景模拟验证。</w:t>
+      </w:r>
+      <w:r>
+        <w:t xml:space="preserve"> </w:t>
+      </w:r>
+      <w:r>
+        <w:t xml:space="preserve">基于脱敏数据开展算法效果验证，在三种典型业务场景下进行压力测试，并进行算法性能与敏感性分析。</w:t>
+      </w:r>
+    </w:p>
+    <w:p>
+      <w:pPr>
+        <w:pStyle w:val="BodyText"/>
+      </w:pPr>
+      <w:r>
+        <w:rPr>
+          <w:bCs/>
+          <w:b/>
+        </w:rPr>
+        <w:t xml:space="preserve">第六章 企业内部管理的配套及算法的商业化前景评估。</w:t>
+      </w:r>
+      <w:r>
+        <w:t xml:space="preserve"> </w:t>
+      </w:r>
+      <w:r>
+        <w:t xml:space="preserve">探讨”人机协同”决策机制、变革管理策略、数据治理保障，以及算法模型的商业价值与行业推广可行性。</w:t>
+      </w:r>
+    </w:p>
+    <w:p>
+      <w:pPr>
+        <w:pStyle w:val="BodyText"/>
+      </w:pPr>
+      <w:r>
+        <w:rPr>
+          <w:bCs/>
+          <w:b/>
+        </w:rPr>
+        <w:t xml:space="preserve">第七章 结论与展望。</w:t>
+      </w:r>
+      <w:r>
+        <w:t xml:space="preserve"> </w:t>
+      </w:r>
+      <w:r>
+        <w:t xml:space="preserve">总结主要研究结论与创新点，分析研究不足并提出未来展望。</w:t>
+      </w:r>
+    </w:p>
+    <w:p>
+      <w:pPr>
+        <w:pStyle w:val="BodyText"/>
+      </w:pPr>
+      <w:r>
+        <w:t xml:space="preserve">本研究的技术路线如图1-1所示。</w:t>
+      </w:r>
+    </w:p>
+    <w:p>
+      <w:pPr>
+        <w:pStyle w:val="CaptionedFigure"/>
+      </w:pPr>
+      <w:r>
+        <w:drawing>
+          <wp:inline>
+            <wp:extent cx="5428294" cy="13174699"/>
+            <wp:effectExtent b="0" l="0" r="0" t="0"/>
+            <wp:docPr descr="图 1-1 本研究技术路线图" title="" id="35" name="Picture"/>
+            <a:graphic>
+              <a:graphicData uri="http://schemas.openxmlformats.org/drawingml/2006/picture">
+                <pic:pic>
+                  <pic:nvPicPr>
+                    <pic:cNvPr descr="figures/fig1-1.png" id="36" name="Picture"/>
+                    <pic:cNvPicPr>
+                      <a:picLocks noChangeArrowheads="1" noChangeAspect="1"/>
+                    </pic:cNvPicPr>
+                  </pic:nvPicPr>
+                  <pic:blipFill>
+                    <a:blip r:embed="rId34"/>
+                    <a:stretch>
+                      <a:fillRect/>
+                    </a:stretch>
+                  </pic:blipFill>
+                  <pic:spPr bwMode="auto">
+                    <a:xfrm>
+                      <a:off x="0" y="0"/>
+                      <a:ext cx="5428294" cy="13174699"/>
+                    </a:xfrm>
+                    <a:prstGeom prst="rect">
+                      <a:avLst/>
+                    </a:prstGeom>
+                    <a:noFill/>
+                    <a:ln w="9525">
+                      <a:noFill/>
+                      <a:headEnd/>
+                      <a:tailEnd/>
+                    </a:ln>
+                  </pic:spPr>
+                </pic:pic>
+              </a:graphicData>
+            </a:graphic>
+          </wp:inline>
+        </w:drawing>
+      </w:r>
+    </w:p>
+    <w:p>
+      <w:pPr>
+        <w:pStyle w:val="ImageCaption"/>
+      </w:pPr>
+      <w:r>
         <w:t xml:space="preserve">图 1-1 本研究技术路线图</w:t>
       </w:r>
     </w:p>
-    <w:bookmarkEnd w:id="31"/>
-    <w:bookmarkEnd w:id="32"/>
-    <w:bookmarkStart w:id="33" w:name="本章小结"/>
+    <w:bookmarkEnd w:id="37"/>
+    <w:bookmarkEnd w:id="38"/>
+    <w:bookmarkStart w:id="39" w:name="本章小结"/>
     <w:p>
       <w:pPr>
         <w:pStyle w:val="Heading2"/>
@@ -776,7 +1409,7 @@
         <w:pStyle w:val="FirstParagraph"/>
       </w:pPr>
       <w:r>
-        <w:t xml:space="preserve">本章从医药行业”存量博弈”的宏观环境出发，分析了国家集采常态化、医保谈判深化以及反腐高压三重政策压力对制药企业销售管理模式的冲击，指出了当前辖区分配中”数据丰富、算法贫乏”的核心矛盾以及传统SaaS系统与手工Excel模式的双重困境。在此基础上，阐述了本研究在理论层面（构建融合中国医药业务规则的两阶段优化模型）和实践层面（提升分配科学性、降低震荡成本、探索商业化路径）的双重意义。最后，明确了本研究的四项核心内容、四种研究方法以及七章论文结构。</w:t>
+        <w:t xml:space="preserve">本章从医药行业”存量博弈”的宏观环境出发，结合中康科技、IQVIA和麦肯锡等权威行业报告的最新数据，分析了国家集采常态化（累计覆盖435个品种，目标600个）、医保谈判深化（2024年平均降幅63%）以及反腐法规体系全面收紧（两高司法解释、《医药代表管理办法》）三重政策压力对制药企业销售管理模式的冲击，指出了当前辖区分配中”数据丰富、算法贫乏”的核心矛盾以及传统SaaS系统与手工Excel模式的双重困境。在此基础上，阐述了本研究在理论层面（构建融合中国医药业务规则的两阶段优化模型）和实践层面（提升分配科学性、降低震荡成本、满足合规监管要求、探索商业化路径）的双重意义。最后，明确了本研究的四项核心内容、五种研究方法以及七章论文结构。</w:t>
       </w:r>
     </w:p>
     <w:p>
@@ -878,8 +1511,48 @@
         <w:t xml:space="preserve">[9] Zoltners A A, Lorimer S E. Sales territory alignment: An overlooked productivity tool[J]. Journal of Personal Selling &amp; Sales Management, 2000, 20(3): 139-150.</w:t>
       </w:r>
     </w:p>
-    <w:bookmarkEnd w:id="33"/>
-    <w:bookmarkEnd w:id="34"/>
+    <w:p>
+      <w:pPr>
+        <w:pStyle w:val="BodyText"/>
+      </w:pPr>
+      <w:r>
+        <w:t xml:space="preserve">[10] 最高人民法院, 最高人民检察院. 关于办理贪污贿赂刑事案件适用法律若干问题的解释（二）[Z]. 法释〔2026〕6号, 2026.</w:t>
+      </w:r>
+    </w:p>
+    <w:p>
+      <w:pPr>
+        <w:pStyle w:val="BodyText"/>
+      </w:pPr>
+      <w:r>
+        <w:t xml:space="preserve">[11] 国家药品监督管理局, 公安部, 国家卫生健康委员会, 等. 医药代表管理办法[Z]. 2026年第42号公告, 2026.</w:t>
+      </w:r>
+    </w:p>
+    <w:p>
+      <w:pPr>
+        <w:pStyle w:val="BodyText"/>
+      </w:pPr>
+      <w:r>
+        <w:t xml:space="preserve">[12] 中康科技. 2025中国医药市场报告[R]. 中康科技医药数据事业部, 2026.</w:t>
+      </w:r>
+    </w:p>
+    <w:p>
+      <w:pPr>
+        <w:pStyle w:val="BodyText"/>
+      </w:pPr>
+      <w:r>
+        <w:t xml:space="preserve">[13] IQVIA. Market Prognosis 2025-2029: China[R]. IQVIA, 2025.</w:t>
+      </w:r>
+    </w:p>
+    <w:p>
+      <w:pPr>
+        <w:pStyle w:val="BodyText"/>
+      </w:pPr>
+      <w:r>
+        <w:t xml:space="preserve">[14] 麦肯锡. 中国医药行业新产品上市趋势与思考[R]. McKinsey &amp; Company, 2026.</w:t>
+      </w:r>
+    </w:p>
+    <w:bookmarkEnd w:id="39"/>
+    <w:bookmarkEnd w:id="40"/>
     <w:sectPr>
       <w:headerReference r:id="rId9" w:type="default"/>
       <w:pgSz w:h="16838" w:w="11906"/>
